--- a/klagomål/A 47276-2025 FSC-klagomål.docx
+++ b/klagomål/A 47276-2025 FSC-klagomål.docx
@@ -662,7 +662,7 @@
     <w:r>
       <w:tab/>
       <w:tab/>
-      <w:t>2025-10-01</w:t>
+      <w:t>2025-10-02</w:t>
       <w:br/>
       <w:br/>
     </w:r>

--- a/klagomål/A 47276-2025 FSC-klagomål.docx
+++ b/klagomål/A 47276-2025 FSC-klagomål.docx
@@ -662,7 +662,7 @@
     <w:r>
       <w:tab/>
       <w:tab/>
-      <w:t>2025-10-02</w:t>
+      <w:t>2025-10-03</w:t>
       <w:br/>
       <w:br/>
     </w:r>

--- a/klagomål/A 47276-2025 FSC-klagomål.docx
+++ b/klagomål/A 47276-2025 FSC-klagomål.docx
@@ -662,7 +662,7 @@
     <w:r>
       <w:tab/>
       <w:tab/>
-      <w:t>2025-10-03</w:t>
+      <w:t>2025-10-04</w:t>
       <w:br/>
       <w:br/>
     </w:r>

--- a/klagomål/A 47276-2025 FSC-klagomål.docx
+++ b/klagomål/A 47276-2025 FSC-klagomål.docx
@@ -662,7 +662,7 @@
     <w:r>
       <w:tab/>
       <w:tab/>
-      <w:t>2025-10-04</w:t>
+      <w:t>2025-10-05</w:t>
       <w:br/>
       <w:br/>
     </w:r>

--- a/klagomål/A 47276-2025 FSC-klagomål.docx
+++ b/klagomål/A 47276-2025 FSC-klagomål.docx
@@ -662,7 +662,7 @@
     <w:r>
       <w:tab/>
       <w:tab/>
-      <w:t>2025-10-05</w:t>
+      <w:t>2025-10-06</w:t>
       <w:br/>
       <w:br/>
     </w:r>

--- a/klagomål/A 47276-2025 FSC-klagomål.docx
+++ b/klagomål/A 47276-2025 FSC-klagomål.docx
@@ -662,7 +662,7 @@
     <w:r>
       <w:tab/>
       <w:tab/>
-      <w:t>2025-10-06</w:t>
+      <w:t>2025-10-07</w:t>
       <w:br/>
       <w:br/>
     </w:r>

--- a/klagomål/A 47276-2025 FSC-klagomål.docx
+++ b/klagomål/A 47276-2025 FSC-klagomål.docx
@@ -662,7 +662,7 @@
     <w:r>
       <w:tab/>
       <w:tab/>
-      <w:t>2025-10-07</w:t>
+      <w:t>2025-10-08</w:t>
       <w:br/>
       <w:br/>
     </w:r>

--- a/klagomål/A 47276-2025 FSC-klagomål.docx
+++ b/klagomål/A 47276-2025 FSC-klagomål.docx
@@ -662,7 +662,7 @@
     <w:r>
       <w:tab/>
       <w:tab/>
-      <w:t>2025-10-08</w:t>
+      <w:t>2025-10-09</w:t>
       <w:br/>
       <w:br/>
     </w:r>

--- a/klagomål/A 47276-2025 FSC-klagomål.docx
+++ b/klagomål/A 47276-2025 FSC-klagomål.docx
@@ -662,7 +662,7 @@
     <w:r>
       <w:tab/>
       <w:tab/>
-      <w:t>2025-10-09</w:t>
+      <w:t>2025-10-10</w:t>
       <w:br/>
       <w:br/>
     </w:r>

--- a/klagomål/A 47276-2025 FSC-klagomål.docx
+++ b/klagomål/A 47276-2025 FSC-klagomål.docx
@@ -662,7 +662,7 @@
     <w:r>
       <w:tab/>
       <w:tab/>
-      <w:t>2025-10-10</w:t>
+      <w:t>2025-10-11</w:t>
       <w:br/>
       <w:br/>
     </w:r>

--- a/klagomål/A 47276-2025 FSC-klagomål.docx
+++ b/klagomål/A 47276-2025 FSC-klagomål.docx
@@ -662,7 +662,7 @@
     <w:r>
       <w:tab/>
       <w:tab/>
-      <w:t>2025-10-16</w:t>
+      <w:t>2025-10-17</w:t>
       <w:br/>
       <w:br/>
     </w:r>

--- a/klagomål/A 47276-2025 FSC-klagomål.docx
+++ b/klagomål/A 47276-2025 FSC-klagomål.docx
@@ -662,7 +662,7 @@
     <w:r>
       <w:tab/>
       <w:tab/>
-      <w:t>2025-10-17</w:t>
+      <w:t>2025-10-18</w:t>
       <w:br/>
       <w:br/>
     </w:r>

--- a/klagomål/A 47276-2025 FSC-klagomål.docx
+++ b/klagomål/A 47276-2025 FSC-klagomål.docx
@@ -662,7 +662,7 @@
     <w:r>
       <w:tab/>
       <w:tab/>
-      <w:t>2025-10-18</w:t>
+      <w:t>2025-10-19</w:t>
       <w:br/>
       <w:br/>
     </w:r>

--- a/klagomål/A 47276-2025 FSC-klagomål.docx
+++ b/klagomål/A 47276-2025 FSC-klagomål.docx
@@ -662,7 +662,7 @@
     <w:r>
       <w:tab/>
       <w:tab/>
-      <w:t>2025-10-19</w:t>
+      <w:t>2025-10-20</w:t>
       <w:br/>
       <w:br/>
     </w:r>

--- a/klagomål/A 47276-2025 FSC-klagomål.docx
+++ b/klagomål/A 47276-2025 FSC-klagomål.docx
@@ -662,7 +662,7 @@
     <w:r>
       <w:tab/>
       <w:tab/>
-      <w:t>2025-10-20</w:t>
+      <w:t>2025-10-21</w:t>
       <w:br/>
       <w:br/>
     </w:r>

--- a/klagomål/A 47276-2025 FSC-klagomål.docx
+++ b/klagomål/A 47276-2025 FSC-klagomål.docx
@@ -662,7 +662,7 @@
     <w:r>
       <w:tab/>
       <w:tab/>
-      <w:t>2025-10-21</w:t>
+      <w:t>2025-10-22</w:t>
       <w:br/>
       <w:br/>
     </w:r>

--- a/klagomål/A 47276-2025 FSC-klagomål.docx
+++ b/klagomål/A 47276-2025 FSC-klagomål.docx
@@ -662,7 +662,7 @@
     <w:r>
       <w:tab/>
       <w:tab/>
-      <w:t>2025-10-22</w:t>
+      <w:t>2025-10-23</w:t>
       <w:br/>
       <w:br/>
     </w:r>

--- a/klagomål/A 47276-2025 FSC-klagomål.docx
+++ b/klagomål/A 47276-2025 FSC-klagomål.docx
@@ -662,7 +662,7 @@
     <w:r>
       <w:tab/>
       <w:tab/>
-      <w:t>2025-10-23</w:t>
+      <w:t>2025-10-24</w:t>
       <w:br/>
       <w:br/>
     </w:r>

--- a/klagomål/A 47276-2025 FSC-klagomål.docx
+++ b/klagomål/A 47276-2025 FSC-klagomål.docx
@@ -662,7 +662,7 @@
     <w:r>
       <w:tab/>
       <w:tab/>
-      <w:t>2025-10-24</w:t>
+      <w:t>2025-10-25</w:t>
       <w:br/>
       <w:br/>
     </w:r>

--- a/klagomål/A 47276-2025 FSC-klagomål.docx
+++ b/klagomål/A 47276-2025 FSC-klagomål.docx
@@ -662,7 +662,7 @@
     <w:r>
       <w:tab/>
       <w:tab/>
-      <w:t>2025-10-25</w:t>
+      <w:t>2025-10-26</w:t>
       <w:br/>
       <w:br/>
     </w:r>

--- a/klagomål/A 47276-2025 FSC-klagomål.docx
+++ b/klagomål/A 47276-2025 FSC-klagomål.docx
@@ -662,7 +662,7 @@
     <w:r>
       <w:tab/>
       <w:tab/>
-      <w:t>2025-10-26</w:t>
+      <w:t>2025-10-27</w:t>
       <w:br/>
       <w:br/>
     </w:r>

--- a/klagomål/A 47276-2025 FSC-klagomål.docx
+++ b/klagomål/A 47276-2025 FSC-klagomål.docx
@@ -662,7 +662,7 @@
     <w:r>
       <w:tab/>
       <w:tab/>
-      <w:t>2025-10-27</w:t>
+      <w:t>2025-10-28</w:t>
       <w:br/>
       <w:br/>
     </w:r>

--- a/klagomål/A 47276-2025 FSC-klagomål.docx
+++ b/klagomål/A 47276-2025 FSC-klagomål.docx
@@ -662,7 +662,7 @@
     <w:r>
       <w:tab/>
       <w:tab/>
-      <w:t>2025-10-28</w:t>
+      <w:t>2025-10-29</w:t>
       <w:br/>
       <w:br/>
     </w:r>

--- a/klagomål/A 47276-2025 FSC-klagomål.docx
+++ b/klagomål/A 47276-2025 FSC-klagomål.docx
@@ -662,7 +662,7 @@
     <w:r>
       <w:tab/>
       <w:tab/>
-      <w:t>2025-10-29</w:t>
+      <w:t>2025-10-30</w:t>
       <w:br/>
       <w:br/>
     </w:r>

--- a/klagomål/A 47276-2025 FSC-klagomål.docx
+++ b/klagomål/A 47276-2025 FSC-klagomål.docx
@@ -662,7 +662,7 @@
     <w:r>
       <w:tab/>
       <w:tab/>
-      <w:t>2025-10-30</w:t>
+      <w:t>2025-10-31</w:t>
       <w:br/>
       <w:br/>
     </w:r>

--- a/klagomål/A 47276-2025 FSC-klagomål.docx
+++ b/klagomål/A 47276-2025 FSC-klagomål.docx
@@ -662,7 +662,7 @@
     <w:r>
       <w:tab/>
       <w:tab/>
-      <w:t>2025-10-31</w:t>
+      <w:t>2025-11-01</w:t>
       <w:br/>
       <w:br/>
     </w:r>

--- a/klagomål/A 47276-2025 FSC-klagomål.docx
+++ b/klagomål/A 47276-2025 FSC-klagomål.docx
@@ -662,7 +662,7 @@
     <w:r>
       <w:tab/>
       <w:tab/>
-      <w:t>2025-11-15</w:t>
+      <w:t>2025-11-20</w:t>
       <w:br/>
       <w:br/>
     </w:r>

--- a/klagomål/A 47276-2025 FSC-klagomål.docx
+++ b/klagomål/A 47276-2025 FSC-klagomål.docx
@@ -662,7 +662,7 @@
     <w:r>
       <w:tab/>
       <w:tab/>
-      <w:t>2025-11-20</w:t>
+      <w:t>2025-11-21</w:t>
       <w:br/>
       <w:br/>
     </w:r>

--- a/klagomål/A 47276-2025 FSC-klagomål.docx
+++ b/klagomål/A 47276-2025 FSC-klagomål.docx
@@ -662,7 +662,7 @@
     <w:r>
       <w:tab/>
       <w:tab/>
-      <w:t>2025-11-21</w:t>
+      <w:t>2025-11-22</w:t>
       <w:br/>
       <w:br/>
     </w:r>

--- a/klagomål/A 47276-2025 FSC-klagomål.docx
+++ b/klagomål/A 47276-2025 FSC-klagomål.docx
@@ -662,7 +662,7 @@
     <w:r>
       <w:tab/>
       <w:tab/>
-      <w:t>2025-11-22</w:t>
+      <w:t>2025-11-23</w:t>
       <w:br/>
       <w:br/>
     </w:r>

--- a/klagomål/A 47276-2025 FSC-klagomål.docx
+++ b/klagomål/A 47276-2025 FSC-klagomål.docx
@@ -662,7 +662,7 @@
     <w:r>
       <w:tab/>
       <w:tab/>
-      <w:t>2025-11-23</w:t>
+      <w:t>2025-11-24</w:t>
       <w:br/>
       <w:br/>
     </w:r>

--- a/klagomål/A 47276-2025 FSC-klagomål.docx
+++ b/klagomål/A 47276-2025 FSC-klagomål.docx
@@ -662,7 +662,7 @@
     <w:r>
       <w:tab/>
       <w:tab/>
-      <w:t>2025-11-24</w:t>
+      <w:t>2025-11-25</w:t>
       <w:br/>
       <w:br/>
     </w:r>

--- a/klagomål/A 47276-2025 FSC-klagomål.docx
+++ b/klagomål/A 47276-2025 FSC-klagomål.docx
@@ -662,7 +662,7 @@
     <w:r>
       <w:tab/>
       <w:tab/>
-      <w:t>2025-11-25</w:t>
+      <w:t>2025-11-26</w:t>
       <w:br/>
       <w:br/>
     </w:r>

--- a/klagomål/A 47276-2025 FSC-klagomål.docx
+++ b/klagomål/A 47276-2025 FSC-klagomål.docx
@@ -662,7 +662,7 @@
     <w:r>
       <w:tab/>
       <w:tab/>
-      <w:t>2025-11-26</w:t>
+      <w:t>2025-11-27</w:t>
       <w:br/>
       <w:br/>
     </w:r>

--- a/klagomål/A 47276-2025 FSC-klagomål.docx
+++ b/klagomål/A 47276-2025 FSC-klagomål.docx
@@ -662,7 +662,7 @@
     <w:r>
       <w:tab/>
       <w:tab/>
-      <w:t>2025-11-27</w:t>
+      <w:t>2025-11-28</w:t>
       <w:br/>
       <w:br/>
     </w:r>

--- a/klagomål/A 47276-2025 FSC-klagomål.docx
+++ b/klagomål/A 47276-2025 FSC-klagomål.docx
@@ -662,7 +662,7 @@
     <w:r>
       <w:tab/>
       <w:tab/>
-      <w:t>2025-11-28</w:t>
+      <w:t>2025-11-29</w:t>
       <w:br/>
       <w:br/>
     </w:r>

--- a/klagomål/A 47276-2025 FSC-klagomål.docx
+++ b/klagomål/A 47276-2025 FSC-klagomål.docx
@@ -662,7 +662,7 @@
     <w:r>
       <w:tab/>
       <w:tab/>
-      <w:t>2025-11-29</w:t>
+      <w:t>2025-11-30</w:t>
       <w:br/>
       <w:br/>
     </w:r>

--- a/klagomål/A 47276-2025 FSC-klagomål.docx
+++ b/klagomål/A 47276-2025 FSC-klagomål.docx
@@ -662,7 +662,7 @@
     <w:r>
       <w:tab/>
       <w:tab/>
-      <w:t>2025-11-30</w:t>
+      <w:t>2025-12-01</w:t>
       <w:br/>
       <w:br/>
     </w:r>

--- a/klagomål/A 47276-2025 FSC-klagomål.docx
+++ b/klagomål/A 47276-2025 FSC-klagomål.docx
@@ -662,7 +662,7 @@
     <w:r>
       <w:tab/>
       <w:tab/>
-      <w:t>2025-12-01</w:t>
+      <w:t>2025-12-02</w:t>
       <w:br/>
       <w:br/>
     </w:r>

--- a/klagomål/A 47276-2025 FSC-klagomål.docx
+++ b/klagomål/A 47276-2025 FSC-klagomål.docx
@@ -662,7 +662,7 @@
     <w:r>
       <w:tab/>
       <w:tab/>
-      <w:t>2025-12-02</w:t>
+      <w:t>2025-12-03</w:t>
       <w:br/>
       <w:br/>
     </w:r>

--- a/klagomål/A 47276-2025 FSC-klagomål.docx
+++ b/klagomål/A 47276-2025 FSC-klagomål.docx
@@ -662,7 +662,7 @@
     <w:r>
       <w:tab/>
       <w:tab/>
-      <w:t>2025-12-03</w:t>
+      <w:t>2025-12-04</w:t>
       <w:br/>
       <w:br/>
     </w:r>

--- a/klagomål/A 47276-2025 FSC-klagomål.docx
+++ b/klagomål/A 47276-2025 FSC-klagomål.docx
@@ -662,7 +662,7 @@
     <w:r>
       <w:tab/>
       <w:tab/>
-      <w:t>2025-12-04</w:t>
+      <w:t>2025-12-05</w:t>
       <w:br/>
       <w:br/>
     </w:r>

--- a/klagomål/A 47276-2025 FSC-klagomål.docx
+++ b/klagomål/A 47276-2025 FSC-klagomål.docx
@@ -662,7 +662,7 @@
     <w:r>
       <w:tab/>
       <w:tab/>
-      <w:t>2025-12-05</w:t>
+      <w:t>2025-12-06</w:t>
       <w:br/>
       <w:br/>
     </w:r>

--- a/klagomål/A 47276-2025 FSC-klagomål.docx
+++ b/klagomål/A 47276-2025 FSC-klagomål.docx
@@ -662,7 +662,7 @@
     <w:r>
       <w:tab/>
       <w:tab/>
-      <w:t>2025-12-06</w:t>
+      <w:t>2025-12-07</w:t>
       <w:br/>
       <w:br/>
     </w:r>

--- a/klagomål/A 47276-2025 FSC-klagomål.docx
+++ b/klagomål/A 47276-2025 FSC-klagomål.docx
@@ -662,7 +662,7 @@
     <w:r>
       <w:tab/>
       <w:tab/>
-      <w:t>2025-12-07</w:t>
+      <w:t>2025-12-08</w:t>
       <w:br/>
       <w:br/>
     </w:r>

--- a/klagomål/A 47276-2025 FSC-klagomål.docx
+++ b/klagomål/A 47276-2025 FSC-klagomål.docx
@@ -662,7 +662,7 @@
     <w:r>
       <w:tab/>
       <w:tab/>
-      <w:t>2025-12-08</w:t>
+      <w:t>2025-12-09</w:t>
       <w:br/>
       <w:br/>
     </w:r>

--- a/klagomål/A 47276-2025 FSC-klagomål.docx
+++ b/klagomål/A 47276-2025 FSC-klagomål.docx
@@ -662,7 +662,7 @@
     <w:r>
       <w:tab/>
       <w:tab/>
-      <w:t>2025-12-09</w:t>
+      <w:t>2025-12-10</w:t>
       <w:br/>
       <w:br/>
     </w:r>

--- a/klagomål/A 47276-2025 FSC-klagomål.docx
+++ b/klagomål/A 47276-2025 FSC-klagomål.docx
@@ -662,7 +662,7 @@
     <w:r>
       <w:tab/>
       <w:tab/>
-      <w:t>2025-12-10</w:t>
+      <w:t>2025-12-11</w:t>
       <w:br/>
       <w:br/>
     </w:r>

--- a/klagomål/A 47276-2025 FSC-klagomål.docx
+++ b/klagomål/A 47276-2025 FSC-klagomål.docx
@@ -662,7 +662,7 @@
     <w:r>
       <w:tab/>
       <w:tab/>
-      <w:t>2025-12-11</w:t>
+      <w:t>2025-12-12</w:t>
       <w:br/>
       <w:br/>
     </w:r>

--- a/klagomål/A 47276-2025 FSC-klagomål.docx
+++ b/klagomål/A 47276-2025 FSC-klagomål.docx
@@ -662,7 +662,7 @@
     <w:r>
       <w:tab/>
       <w:tab/>
-      <w:t>2025-12-12</w:t>
+      <w:t>2025-12-13</w:t>
       <w:br/>
       <w:br/>
     </w:r>

--- a/klagomål/A 47276-2025 FSC-klagomål.docx
+++ b/klagomål/A 47276-2025 FSC-klagomål.docx
@@ -662,7 +662,7 @@
     <w:r>
       <w:tab/>
       <w:tab/>
-      <w:t>2025-12-19</w:t>
+      <w:t>2025-12-20</w:t>
       <w:br/>
       <w:br/>
     </w:r>

--- a/klagomål/A 47276-2025 FSC-klagomål.docx
+++ b/klagomål/A 47276-2025 FSC-klagomål.docx
@@ -662,7 +662,7 @@
     <w:r>
       <w:tab/>
       <w:tab/>
-      <w:t>2025-12-20</w:t>
+      <w:t>2025-12-21</w:t>
       <w:br/>
       <w:br/>
     </w:r>

--- a/klagomål/A 47276-2025 FSC-klagomål.docx
+++ b/klagomål/A 47276-2025 FSC-klagomål.docx
@@ -662,7 +662,7 @@
     <w:r>
       <w:tab/>
       <w:tab/>
-      <w:t>2025-12-21</w:t>
+      <w:t>2025-12-22</w:t>
       <w:br/>
       <w:br/>
     </w:r>

--- a/klagomål/A 47276-2025 FSC-klagomål.docx
+++ b/klagomål/A 47276-2025 FSC-klagomål.docx
@@ -662,7 +662,7 @@
     <w:r>
       <w:tab/>
       <w:tab/>
-      <w:t>2025-12-22</w:t>
+      <w:t>2025-12-26</w:t>
       <w:br/>
       <w:br/>
     </w:r>

--- a/klagomål/A 47276-2025 FSC-klagomål.docx
+++ b/klagomål/A 47276-2025 FSC-klagomål.docx
@@ -662,7 +662,7 @@
     <w:r>
       <w:tab/>
       <w:tab/>
-      <w:t>2026-01-07</w:t>
+      <w:t>2026-01-08</w:t>
       <w:br/>
       <w:br/>
     </w:r>

--- a/klagomål/A 47276-2025 FSC-klagomål.docx
+++ b/klagomål/A 47276-2025 FSC-klagomål.docx
@@ -662,7 +662,7 @@
     <w:r>
       <w:tab/>
       <w:tab/>
-      <w:t>2026-01-08</w:t>
+      <w:t>2026-01-09</w:t>
       <w:br/>
       <w:br/>
     </w:r>

--- a/klagomål/A 47276-2025 FSC-klagomål.docx
+++ b/klagomål/A 47276-2025 FSC-klagomål.docx
@@ -662,7 +662,7 @@
     <w:r>
       <w:tab/>
       <w:tab/>
-      <w:t>2026-01-09</w:t>
+      <w:t>2026-01-10</w:t>
       <w:br/>
       <w:br/>
     </w:r>

--- a/klagomål/A 47276-2025 FSC-klagomål.docx
+++ b/klagomål/A 47276-2025 FSC-klagomål.docx
@@ -662,7 +662,7 @@
     <w:r>
       <w:tab/>
       <w:tab/>
-      <w:t>2026-01-10</w:t>
+      <w:t>2026-01-11</w:t>
       <w:br/>
       <w:br/>
     </w:r>

--- a/klagomål/A 47276-2025 FSC-klagomål.docx
+++ b/klagomål/A 47276-2025 FSC-klagomål.docx
@@ -662,7 +662,7 @@
     <w:r>
       <w:tab/>
       <w:tab/>
-      <w:t>2026-01-11</w:t>
+      <w:t>2026-01-12</w:t>
       <w:br/>
       <w:br/>
     </w:r>

--- a/klagomål/A 47276-2025 FSC-klagomål.docx
+++ b/klagomål/A 47276-2025 FSC-klagomål.docx
@@ -662,7 +662,7 @@
     <w:r>
       <w:tab/>
       <w:tab/>
-      <w:t>2026-01-12</w:t>
+      <w:t>2026-01-13</w:t>
       <w:br/>
       <w:br/>
     </w:r>

--- a/klagomål/A 47276-2025 FSC-klagomål.docx
+++ b/klagomål/A 47276-2025 FSC-klagomål.docx
@@ -662,7 +662,7 @@
     <w:r>
       <w:tab/>
       <w:tab/>
-      <w:t>2026-01-13</w:t>
+      <w:t>2026-01-14</w:t>
       <w:br/>
       <w:br/>
     </w:r>

--- a/klagomål/A 47276-2025 FSC-klagomål.docx
+++ b/klagomål/A 47276-2025 FSC-klagomål.docx
@@ -662,7 +662,7 @@
     <w:r>
       <w:tab/>
       <w:tab/>
-      <w:t>2026-01-14</w:t>
+      <w:t>2026-01-15</w:t>
       <w:br/>
       <w:br/>
     </w:r>

--- a/klagomål/A 47276-2025 FSC-klagomål.docx
+++ b/klagomål/A 47276-2025 FSC-klagomål.docx
@@ -662,7 +662,7 @@
     <w:r>
       <w:tab/>
       <w:tab/>
-      <w:t>2026-01-15</w:t>
+      <w:t>2026-01-16</w:t>
       <w:br/>
       <w:br/>
     </w:r>

--- a/klagomål/A 47276-2025 FSC-klagomål.docx
+++ b/klagomål/A 47276-2025 FSC-klagomål.docx
@@ -662,7 +662,7 @@
     <w:r>
       <w:tab/>
       <w:tab/>
-      <w:t>2026-01-16</w:t>
+      <w:t>2026-01-17</w:t>
       <w:br/>
       <w:br/>
     </w:r>

--- a/klagomål/A 47276-2025 FSC-klagomål.docx
+++ b/klagomål/A 47276-2025 FSC-klagomål.docx
@@ -662,7 +662,7 @@
     <w:r>
       <w:tab/>
       <w:tab/>
-      <w:t>2026-01-17</w:t>
+      <w:t>2026-01-18</w:t>
       <w:br/>
       <w:br/>
     </w:r>

--- a/klagomål/A 47276-2025 FSC-klagomål.docx
+++ b/klagomål/A 47276-2025 FSC-klagomål.docx
@@ -662,7 +662,7 @@
     <w:r>
       <w:tab/>
       <w:tab/>
-      <w:t>2026-01-18</w:t>
+      <w:t>2026-01-19</w:t>
       <w:br/>
       <w:br/>
     </w:r>

--- a/klagomål/A 47276-2025 FSC-klagomål.docx
+++ b/klagomål/A 47276-2025 FSC-klagomål.docx
@@ -662,7 +662,7 @@
     <w:r>
       <w:tab/>
       <w:tab/>
-      <w:t>2026-01-19</w:t>
+      <w:t>2026-01-20</w:t>
       <w:br/>
       <w:br/>
     </w:r>

--- a/klagomål/A 47276-2025 FSC-klagomål.docx
+++ b/klagomål/A 47276-2025 FSC-klagomål.docx
@@ -662,7 +662,7 @@
     <w:r>
       <w:tab/>
       <w:tab/>
-      <w:t>2026-01-20</w:t>
+      <w:t>2026-01-21</w:t>
       <w:br/>
       <w:br/>
     </w:r>

--- a/klagomål/A 47276-2025 FSC-klagomål.docx
+++ b/klagomål/A 47276-2025 FSC-klagomål.docx
@@ -662,7 +662,7 @@
     <w:r>
       <w:tab/>
       <w:tab/>
-      <w:t>2026-01-21</w:t>
+      <w:t>2026-01-23</w:t>
       <w:br/>
       <w:br/>
     </w:r>

--- a/klagomål/A 47276-2025 FSC-klagomål.docx
+++ b/klagomål/A 47276-2025 FSC-klagomål.docx
@@ -662,7 +662,7 @@
     <w:r>
       <w:tab/>
       <w:tab/>
-      <w:t>2026-01-23</w:t>
+      <w:t>2026-01-24</w:t>
       <w:br/>
       <w:br/>
     </w:r>

--- a/klagomål/A 47276-2025 FSC-klagomål.docx
+++ b/klagomål/A 47276-2025 FSC-klagomål.docx
@@ -662,7 +662,7 @@
     <w:r>
       <w:tab/>
       <w:tab/>
-      <w:t>2026-01-24</w:t>
+      <w:t>2026-01-25</w:t>
       <w:br/>
       <w:br/>
     </w:r>

--- a/klagomål/A 47276-2025 FSC-klagomål.docx
+++ b/klagomål/A 47276-2025 FSC-klagomål.docx
@@ -662,7 +662,7 @@
     <w:r>
       <w:tab/>
       <w:tab/>
-      <w:t>2026-01-25</w:t>
+      <w:t>2026-01-26</w:t>
       <w:br/>
       <w:br/>
     </w:r>

--- a/klagomål/A 47276-2025 FSC-klagomål.docx
+++ b/klagomål/A 47276-2025 FSC-klagomål.docx
@@ -662,7 +662,7 @@
     <w:r>
       <w:tab/>
       <w:tab/>
-      <w:t>2026-01-26</w:t>
+      <w:t>2026-01-27</w:t>
       <w:br/>
       <w:br/>
     </w:r>

--- a/klagomål/A 47276-2025 FSC-klagomål.docx
+++ b/klagomål/A 47276-2025 FSC-klagomål.docx
@@ -662,7 +662,7 @@
     <w:r>
       <w:tab/>
       <w:tab/>
-      <w:t>2026-01-27</w:t>
+      <w:t>2026-01-28</w:t>
       <w:br/>
       <w:br/>
     </w:r>

--- a/klagomål/A 47276-2025 FSC-klagomål.docx
+++ b/klagomål/A 47276-2025 FSC-klagomål.docx
@@ -112,7 +112,7 @@
         <w:pStyle w:val="ListBullet"/>
       </w:pPr>
       <w:r>
-        <w:t>Om ett ombud (tex Norra skog eller Mellanskog) avverkningsanmäler en skog med naturvärden motsvarande nyckelbiotops kvalité men markägaren inte är FSC certifierad, bör du skicka in ett FSC kontrollerat virke klagomål. Då ska klagomålet skickas till ombudsföretaget.</w:t>
+        <w:t>Om ett ombud (tex Norra skog eller Mellanskog) avverkningsanmäler en skog med naturvärden motsvarande nyckelbiotops kvalitet men markägaren inte är FSC certifierad, bör du skicka in ett FSC kontrollerat virke klagomål. Då ska klagomålet skickas till ombudsföretaget.</w:t>
       </w:r>
     </w:p>
     <w:p>
@@ -255,6 +255,26 @@
       </w:r>
       <w:r>
         <w:t xml:space="preserve"> förekommer främst i äldre skogar med naturskogskaraktär, liksom i dimensionsavverkade och plockhuggna skogar. I äldre grannaturskog i norra Sverige är den alltjämt en förhållandevis vanlig karaktärsart, medan den längre söderut blir allt mer sällsynt. I Götaland och delar av Svealand är den en god signalart för skyddsvärda granskogsmiljöer. Arten bedöms ha minskat starkt under senare år på grund av skogsavverkningar, då den framför allt växer i äldre granskog med långvarig grankontinuitet. I urskogsliknande bestånd i norra Sverige kan ibland påträffas den mycket sällsynta tickan grantickeporing (VU), som lever på döda grantickor (SLU Artdatabanken, 2024; Nitare &amp; Skogsstyrelsen, 2019).</w:t>
+      </w:r>
+    </w:p>
+    <w:p>
+      <w:r>
+        <w:rPr>
+          <w:b/>
+        </w:rPr>
+        <w:t xml:space="preserve">Vedticka </w:t>
+      </w:r>
+      <w:r>
+        <w:t xml:space="preserve">är en bra signalart söder om den naturliga norrlandsgränsen. Den är huvudsakligen knuten till äldre barrskogar där det föreligger långvarig kontinuitet av död barrved. Vedticka är typisk art för </w:t>
+      </w:r>
+      <w:r>
+        <w:rPr>
+          <w:i/>
+        </w:rPr>
+        <w:t xml:space="preserve">9010 Taiga </w:t>
+      </w:r>
+      <w:r>
+        <w:t>(Nitare &amp; Skogsstyrelsen, 2019; SLU Artdatabanken, 2025).</w:t>
       </w:r>
     </w:p>
     <w:p>
@@ -662,7 +682,7 @@
     <w:r>
       <w:tab/>
       <w:tab/>
-      <w:t>2026-01-28</w:t>
+      <w:t>2026-01-29</w:t>
       <w:br/>
       <w:br/>
     </w:r>

--- a/klagomål/A 47276-2025 FSC-klagomål.docx
+++ b/klagomål/A 47276-2025 FSC-klagomål.docx
@@ -682,7 +682,7 @@
     <w:r>
       <w:tab/>
       <w:tab/>
-      <w:t>2026-01-29</w:t>
+      <w:t>2026-01-30</w:t>
       <w:br/>
       <w:br/>
     </w:r>

--- a/klagomål/A 47276-2025 FSC-klagomål.docx
+++ b/klagomål/A 47276-2025 FSC-klagomål.docx
@@ -682,7 +682,7 @@
     <w:r>
       <w:tab/>
       <w:tab/>
-      <w:t>2026-01-30</w:t>
+      <w:t>2026-01-31</w:t>
       <w:br/>
       <w:br/>
     </w:r>

--- a/klagomål/A 47276-2025 FSC-klagomål.docx
+++ b/klagomål/A 47276-2025 FSC-klagomål.docx
@@ -682,7 +682,7 @@
     <w:r>
       <w:tab/>
       <w:tab/>
-      <w:t>2026-03-02</w:t>
+      <w:t>2026-03-03</w:t>
       <w:br/>
       <w:br/>
     </w:r>

--- a/klagomål/A 47276-2025 FSC-klagomål.docx
+++ b/klagomål/A 47276-2025 FSC-klagomål.docx
@@ -682,7 +682,7 @@
     <w:r>
       <w:tab/>
       <w:tab/>
-      <w:t>2026-03-03</w:t>
+      <w:t>2026-03-04</w:t>
       <w:br/>
       <w:br/>
     </w:r>

--- a/klagomål/A 47276-2025 FSC-klagomål.docx
+++ b/klagomål/A 47276-2025 FSC-klagomål.docx
@@ -682,7 +682,7 @@
     <w:r>
       <w:tab/>
       <w:tab/>
-      <w:t>2026-03-04</w:t>
+      <w:t>2026-03-05</w:t>
       <w:br/>
       <w:br/>
     </w:r>

--- a/klagomål/A 47276-2025 FSC-klagomål.docx
+++ b/klagomål/A 47276-2025 FSC-klagomål.docx
@@ -682,7 +682,7 @@
     <w:r>
       <w:tab/>
       <w:tab/>
-      <w:t>2026-03-05</w:t>
+      <w:t>2026-03-06</w:t>
       <w:br/>
       <w:br/>
     </w:r>

--- a/klagomål/A 47276-2025 FSC-klagomål.docx
+++ b/klagomål/A 47276-2025 FSC-klagomål.docx
@@ -682,7 +682,7 @@
     <w:r>
       <w:tab/>
       <w:tab/>
-      <w:t>2026-03-06</w:t>
+      <w:t>2026-03-07</w:t>
       <w:br/>
       <w:br/>
     </w:r>

--- a/klagomål/A 47276-2025 FSC-klagomål.docx
+++ b/klagomål/A 47276-2025 FSC-klagomål.docx
@@ -682,7 +682,7 @@
     <w:r>
       <w:tab/>
       <w:tab/>
-      <w:t>2026-03-07</w:t>
+      <w:t>2026-03-08</w:t>
       <w:br/>
       <w:br/>
     </w:r>

--- a/klagomål/A 47276-2025 FSC-klagomål.docx
+++ b/klagomål/A 47276-2025 FSC-klagomål.docx
@@ -682,7 +682,7 @@
     <w:r>
       <w:tab/>
       <w:tab/>
-      <w:t>2026-03-08</w:t>
+      <w:t>2026-03-09</w:t>
       <w:br/>
       <w:br/>
     </w:r>

--- a/klagomål/A 47276-2025 FSC-klagomål.docx
+++ b/klagomål/A 47276-2025 FSC-klagomål.docx
@@ -682,7 +682,7 @@
     <w:r>
       <w:tab/>
       <w:tab/>
-      <w:t>2026-03-09</w:t>
+      <w:t>2026-03-10</w:t>
       <w:br/>
       <w:br/>
     </w:r>

--- a/klagomål/A 47276-2025 FSC-klagomål.docx
+++ b/klagomål/A 47276-2025 FSC-klagomål.docx
@@ -682,7 +682,7 @@
     <w:r>
       <w:tab/>
       <w:tab/>
-      <w:t>2026-03-10</w:t>
+      <w:t>2026-03-11</w:t>
       <w:br/>
       <w:br/>
     </w:r>

--- a/klagomål/A 47276-2025 FSC-klagomål.docx
+++ b/klagomål/A 47276-2025 FSC-klagomål.docx
@@ -682,7 +682,7 @@
     <w:r>
       <w:tab/>
       <w:tab/>
-      <w:t>2026-03-11</w:t>
+      <w:t>2026-03-12</w:t>
       <w:br/>
       <w:br/>
     </w:r>

--- a/klagomål/A 47276-2025 FSC-klagomål.docx
+++ b/klagomål/A 47276-2025 FSC-klagomål.docx
@@ -682,7 +682,7 @@
     <w:r>
       <w:tab/>
       <w:tab/>
-      <w:t>2026-03-12</w:t>
+      <w:t>2026-03-13</w:t>
       <w:br/>
       <w:br/>
     </w:r>

--- a/klagomål/A 47276-2025 FSC-klagomål.docx
+++ b/klagomål/A 47276-2025 FSC-klagomål.docx
@@ -709,7 +709,7 @@
     <w:r>
       <w:tab/>
       <w:tab/>
-      <w:t>2026-04-14</w:t>
+      <w:t>2026-04-15</w:t>
       <w:br/>
       <w:br/>
     </w:r>

--- a/klagomål/A 47276-2025 FSC-klagomål.docx
+++ b/klagomål/A 47276-2025 FSC-klagomål.docx
@@ -709,7 +709,7 @@
     <w:r>
       <w:tab/>
       <w:tab/>
-      <w:t>2026-04-15</w:t>
+      <w:t>2026-04-16</w:t>
       <w:br/>
       <w:br/>
     </w:r>

--- a/klagomål/A 47276-2025 FSC-klagomål.docx
+++ b/klagomål/A 47276-2025 FSC-klagomål.docx
@@ -709,7 +709,7 @@
     <w:r>
       <w:tab/>
       <w:tab/>
-      <w:t>2026-04-16</w:t>
+      <w:t>2026-04-17</w:t>
       <w:br/>
       <w:br/>
     </w:r>

--- a/klagomål/A 47276-2025 FSC-klagomål.docx
+++ b/klagomål/A 47276-2025 FSC-klagomål.docx
@@ -709,7 +709,7 @@
     <w:r>
       <w:tab/>
       <w:tab/>
-      <w:t>2026-04-17</w:t>
+      <w:t>2026-04-18</w:t>
       <w:br/>
       <w:br/>
     </w:r>

--- a/klagomål/A 47276-2025 FSC-klagomål.docx
+++ b/klagomål/A 47276-2025 FSC-klagomål.docx
@@ -709,7 +709,7 @@
     <w:r>
       <w:tab/>
       <w:tab/>
-      <w:t>2026-04-18</w:t>
+      <w:t>2026-04-19</w:t>
       <w:br/>
       <w:br/>
     </w:r>

--- a/klagomål/A 47276-2025 FSC-klagomål.docx
+++ b/klagomål/A 47276-2025 FSC-klagomål.docx
@@ -709,7 +709,7 @@
     <w:r>
       <w:tab/>
       <w:tab/>
-      <w:t>2026-04-19</w:t>
+      <w:t>2026-04-20</w:t>
       <w:br/>
       <w:br/>
     </w:r>

--- a/klagomål/A 47276-2025 FSC-klagomål.docx
+++ b/klagomål/A 47276-2025 FSC-klagomål.docx
@@ -709,7 +709,7 @@
     <w:r>
       <w:tab/>
       <w:tab/>
-      <w:t>2026-04-20</w:t>
+      <w:t>2026-04-21</w:t>
       <w:br/>
       <w:br/>
     </w:r>

--- a/klagomål/A 47276-2025 FSC-klagomål.docx
+++ b/klagomål/A 47276-2025 FSC-klagomål.docx
@@ -709,7 +709,7 @@
     <w:r>
       <w:tab/>
       <w:tab/>
-      <w:t>2026-04-21</w:t>
+      <w:t>2026-04-22</w:t>
       <w:br/>
       <w:br/>
     </w:r>

--- a/klagomål/A 47276-2025 FSC-klagomål.docx
+++ b/klagomål/A 47276-2025 FSC-klagomål.docx
@@ -709,7 +709,7 @@
     <w:r>
       <w:tab/>
       <w:tab/>
-      <w:t>2026-04-22</w:t>
+      <w:t>2026-04-23</w:t>
       <w:br/>
       <w:br/>
     </w:r>

--- a/klagomål/A 47276-2025 FSC-klagomål.docx
+++ b/klagomål/A 47276-2025 FSC-klagomål.docx
@@ -709,7 +709,7 @@
     <w:r>
       <w:tab/>
       <w:tab/>
-      <w:t>2026-04-23</w:t>
+      <w:t>2026-04-24</w:t>
       <w:br/>
       <w:br/>
     </w:r>

--- a/klagomål/A 47276-2025 FSC-klagomål.docx
+++ b/klagomål/A 47276-2025 FSC-klagomål.docx
@@ -709,7 +709,7 @@
     <w:r>
       <w:tab/>
       <w:tab/>
-      <w:t>2026-04-24</w:t>
+      <w:t>2026-04-25</w:t>
       <w:br/>
       <w:br/>
     </w:r>

--- a/klagomål/A 47276-2025 FSC-klagomål.docx
+++ b/klagomål/A 47276-2025 FSC-klagomål.docx
@@ -709,7 +709,7 @@
     <w:r>
       <w:tab/>
       <w:tab/>
-      <w:t>2026-04-25</w:t>
+      <w:t>2026-04-26</w:t>
       <w:br/>
       <w:br/>
     </w:r>

--- a/klagomål/A 47276-2025 FSC-klagomål.docx
+++ b/klagomål/A 47276-2025 FSC-klagomål.docx
@@ -709,7 +709,7 @@
     <w:r>
       <w:tab/>
       <w:tab/>
-      <w:t>2026-04-26</w:t>
+      <w:t>2026-04-27</w:t>
       <w:br/>
       <w:br/>
     </w:r>

--- a/klagomål/A 47276-2025 FSC-klagomål.docx
+++ b/klagomål/A 47276-2025 FSC-klagomål.docx
@@ -709,7 +709,7 @@
     <w:r>
       <w:tab/>
       <w:tab/>
-      <w:t>2026-04-27</w:t>
+      <w:t>2026-04-28</w:t>
       <w:br/>
       <w:br/>
     </w:r>

--- a/klagomål/A 47276-2025 FSC-klagomål.docx
+++ b/klagomål/A 47276-2025 FSC-klagomål.docx
@@ -709,7 +709,7 @@
     <w:r>
       <w:tab/>
       <w:tab/>
-      <w:t>2026-04-28</w:t>
+      <w:t>2026-04-29</w:t>
       <w:br/>
       <w:br/>
     </w:r>

--- a/klagomål/A 47276-2025 FSC-klagomål.docx
+++ b/klagomål/A 47276-2025 FSC-klagomål.docx
@@ -709,7 +709,7 @@
     <w:r>
       <w:tab/>
       <w:tab/>
-      <w:t>2026-04-29</w:t>
+      <w:t>2026-04-30</w:t>
       <w:br/>
       <w:br/>
     </w:r>

--- a/klagomål/A 47276-2025 FSC-klagomål.docx
+++ b/klagomål/A 47276-2025 FSC-klagomål.docx
@@ -709,7 +709,7 @@
     <w:r>
       <w:tab/>
       <w:tab/>
-      <w:t>2026-04-30</w:t>
+      <w:t>2026-05-01</w:t>
       <w:br/>
       <w:br/>
     </w:r>

--- a/klagomål/A 47276-2025 FSC-klagomål.docx
+++ b/klagomål/A 47276-2025 FSC-klagomål.docx
@@ -709,7 +709,7 @@
     <w:r>
       <w:tab/>
       <w:tab/>
-      <w:t>2026-05-01</w:t>
+      <w:t>2026-05-02</w:t>
       <w:br/>
       <w:br/>
     </w:r>

--- a/klagomål/A 47276-2025 FSC-klagomål.docx
+++ b/klagomål/A 47276-2025 FSC-klagomål.docx
@@ -709,7 +709,7 @@
     <w:r>
       <w:tab/>
       <w:tab/>
-      <w:t>2026-05-02</w:t>
+      <w:t>2026-05-03</w:t>
       <w:br/>
       <w:br/>
     </w:r>

--- a/klagomål/A 47276-2025 FSC-klagomål.docx
+++ b/klagomål/A 47276-2025 FSC-klagomål.docx
@@ -709,7 +709,7 @@
     <w:r>
       <w:tab/>
       <w:tab/>
-      <w:t>2026-05-03</w:t>
+      <w:t>2026-05-04</w:t>
       <w:br/>
       <w:br/>
     </w:r>

--- a/klagomål/A 47276-2025 FSC-klagomål.docx
+++ b/klagomål/A 47276-2025 FSC-klagomål.docx
@@ -709,7 +709,7 @@
     <w:r>
       <w:tab/>
       <w:tab/>
-      <w:t>2026-05-04</w:t>
+      <w:t>2026-05-05</w:t>
       <w:br/>
       <w:br/>
     </w:r>

--- a/klagomål/A 47276-2025 FSC-klagomål.docx
+++ b/klagomål/A 47276-2025 FSC-klagomål.docx
@@ -709,7 +709,7 @@
     <w:r>
       <w:tab/>
       <w:tab/>
-      <w:t>2026-05-05</w:t>
+      <w:t>2026-05-06</w:t>
       <w:br/>
       <w:br/>
     </w:r>

--- a/klagomål/A 47276-2025 FSC-klagomål.docx
+++ b/klagomål/A 47276-2025 FSC-klagomål.docx
@@ -709,7 +709,7 @@
     <w:r>
       <w:tab/>
       <w:tab/>
-      <w:t>2026-05-16</w:t>
+      <w:t>2026-05-17</w:t>
       <w:br/>
       <w:br/>
     </w:r>

--- a/klagomål/A 47276-2025 FSC-klagomål.docx
+++ b/klagomål/A 47276-2025 FSC-klagomål.docx
@@ -709,7 +709,7 @@
     <w:r>
       <w:tab/>
       <w:tab/>
-      <w:t>2026-05-17</w:t>
+      <w:t>2026-05-18</w:t>
       <w:br/>
       <w:br/>
     </w:r>

--- a/klagomål/A 47276-2025 FSC-klagomål.docx
+++ b/klagomål/A 47276-2025 FSC-klagomål.docx
@@ -709,7 +709,7 @@
     <w:r>
       <w:tab/>
       <w:tab/>
-      <w:t>2026-05-18</w:t>
+      <w:t>2026-05-19</w:t>
       <w:br/>
       <w:br/>
     </w:r>

--- a/klagomål/A 47276-2025 FSC-klagomål.docx
+++ b/klagomål/A 47276-2025 FSC-klagomål.docx
@@ -709,7 +709,7 @@
     <w:r>
       <w:tab/>
       <w:tab/>
-      <w:t>2026-05-19</w:t>
+      <w:t>2026-05-20</w:t>
       <w:br/>
       <w:br/>
     </w:r>

--- a/klagomål/A 47276-2025 FSC-klagomål.docx
+++ b/klagomål/A 47276-2025 FSC-klagomål.docx
@@ -709,7 +709,7 @@
     <w:r>
       <w:tab/>
       <w:tab/>
-      <w:t>2026-05-20</w:t>
+      <w:t>2026-05-21</w:t>
       <w:br/>
       <w:br/>
     </w:r>

--- a/klagomål/A 47276-2025 FSC-klagomål.docx
+++ b/klagomål/A 47276-2025 FSC-klagomål.docx
@@ -709,7 +709,7 @@
     <w:r>
       <w:tab/>
       <w:tab/>
-      <w:t>2026-05-21</w:t>
+      <w:t>2026-05-22</w:t>
       <w:br/>
       <w:br/>
     </w:r>

--- a/klagomål/A 47276-2025 FSC-klagomål.docx
+++ b/klagomål/A 47276-2025 FSC-klagomål.docx
@@ -709,7 +709,7 @@
     <w:r>
       <w:tab/>
       <w:tab/>
-      <w:t>2026-05-22</w:t>
+      <w:t>2026-05-23</w:t>
       <w:br/>
       <w:br/>
     </w:r>

--- a/klagomål/A 47276-2025 FSC-klagomål.docx
+++ b/klagomål/A 47276-2025 FSC-klagomål.docx
@@ -709,7 +709,7 @@
     <w:r>
       <w:tab/>
       <w:tab/>
-      <w:t>2026-05-23</w:t>
+      <w:t>2026-05-24</w:t>
       <w:br/>
       <w:br/>
     </w:r>

--- a/klagomål/A 47276-2025 FSC-klagomål.docx
+++ b/klagomål/A 47276-2025 FSC-klagomål.docx
@@ -709,7 +709,7 @@
     <w:r>
       <w:tab/>
       <w:tab/>
-      <w:t>2026-05-24</w:t>
+      <w:t>2026-05-25</w:t>
       <w:br/>
       <w:br/>
     </w:r>

--- a/klagomål/A 47276-2025 FSC-klagomål.docx
+++ b/klagomål/A 47276-2025 FSC-klagomål.docx
@@ -709,7 +709,7 @@
     <w:r>
       <w:tab/>
       <w:tab/>
-      <w:t>2026-05-25</w:t>
+      <w:t>2026-05-26</w:t>
       <w:br/>
       <w:br/>
     </w:r>

--- a/klagomål/A 47276-2025 FSC-klagomål.docx
+++ b/klagomål/A 47276-2025 FSC-klagomål.docx
@@ -709,7 +709,7 @@
     <w:r>
       <w:tab/>
       <w:tab/>
-      <w:t>2026-05-26</w:t>
+      <w:t>2026-05-27</w:t>
       <w:br/>
       <w:br/>
     </w:r>

--- a/klagomål/A 47276-2025 FSC-klagomål.docx
+++ b/klagomål/A 47276-2025 FSC-klagomål.docx
@@ -709,7 +709,7 @@
     <w:r>
       <w:tab/>
       <w:tab/>
-      <w:t>2026-05-27</w:t>
+      <w:t>2026-05-28</w:t>
       <w:br/>
       <w:br/>
     </w:r>

--- a/klagomål/A 47276-2025 FSC-klagomål.docx
+++ b/klagomål/A 47276-2025 FSC-klagomål.docx
@@ -709,7 +709,7 @@
     <w:r>
       <w:tab/>
       <w:tab/>
-      <w:t>2026-05-28</w:t>
+      <w:t>2026-05-29</w:t>
       <w:br/>
       <w:br/>
     </w:r>

--- a/klagomål/A 47276-2025 FSC-klagomål.docx
+++ b/klagomål/A 47276-2025 FSC-klagomål.docx
@@ -709,7 +709,7 @@
     <w:r>
       <w:tab/>
       <w:tab/>
-      <w:t>2026-05-29</w:t>
+      <w:t>2026-05-30</w:t>
       <w:br/>
       <w:br/>
     </w:r>

--- a/klagomål/A 47276-2025 FSC-klagomål.docx
+++ b/klagomål/A 47276-2025 FSC-klagomål.docx
@@ -709,7 +709,7 @@
     <w:r>
       <w:tab/>
       <w:tab/>
-      <w:t>2026-05-30</w:t>
+      <w:t>2026-05-31</w:t>
       <w:br/>
       <w:br/>
     </w:r>

--- a/klagomål/A 47276-2025 FSC-klagomål.docx
+++ b/klagomål/A 47276-2025 FSC-klagomål.docx
@@ -709,7 +709,7 @@
     <w:r>
       <w:tab/>
       <w:tab/>
-      <w:t>2026-05-31</w:t>
+      <w:t>2026-06-01</w:t>
       <w:br/>
       <w:br/>
     </w:r>

--- a/klagomål/A 47276-2025 FSC-klagomål.docx
+++ b/klagomål/A 47276-2025 FSC-klagomål.docx
@@ -709,7 +709,7 @@
     <w:r>
       <w:tab/>
       <w:tab/>
-      <w:t>2026-06-01</w:t>
+      <w:t>2026-06-02</w:t>
       <w:br/>
       <w:br/>
     </w:r>

--- a/klagomål/A 47276-2025 FSC-klagomål.docx
+++ b/klagomål/A 47276-2025 FSC-klagomål.docx
@@ -709,7 +709,7 @@
     <w:r>
       <w:tab/>
       <w:tab/>
-      <w:t>2026-06-02</w:t>
+      <w:t>2026-06-03</w:t>
       <w:br/>
       <w:br/>
     </w:r>

--- a/klagomål/A 47276-2025 FSC-klagomål.docx
+++ b/klagomål/A 47276-2025 FSC-klagomål.docx
@@ -709,7 +709,7 @@
     <w:r>
       <w:tab/>
       <w:tab/>
-      <w:t>2026-06-03</w:t>
+      <w:t>2026-06-04</w:t>
       <w:br/>
       <w:br/>
     </w:r>

--- a/klagomål/A 47276-2025 FSC-klagomål.docx
+++ b/klagomål/A 47276-2025 FSC-klagomål.docx
@@ -709,7 +709,7 @@
     <w:r>
       <w:tab/>
       <w:tab/>
-      <w:t>2026-06-04</w:t>
+      <w:t>2026-06-05</w:t>
       <w:br/>
       <w:br/>
     </w:r>

--- a/klagomål/A 47276-2025 FSC-klagomål.docx
+++ b/klagomål/A 47276-2025 FSC-klagomål.docx
@@ -709,7 +709,7 @@
     <w:r>
       <w:tab/>
       <w:tab/>
-      <w:t>2026-06-05</w:t>
+      <w:t>2026-06-06</w:t>
       <w:br/>
       <w:br/>
     </w:r>

--- a/klagomål/A 47276-2025 FSC-klagomål.docx
+++ b/klagomål/A 47276-2025 FSC-klagomål.docx
@@ -709,7 +709,7 @@
     <w:r>
       <w:tab/>
       <w:tab/>
-      <w:t>2026-06-06</w:t>
+      <w:t>2026-06-07</w:t>
       <w:br/>
       <w:br/>
     </w:r>

--- a/klagomål/A 47276-2025 FSC-klagomål.docx
+++ b/klagomål/A 47276-2025 FSC-klagomål.docx
@@ -709,7 +709,7 @@
     <w:r>
       <w:tab/>
       <w:tab/>
-      <w:t>2026-06-07</w:t>
+      <w:t>2026-06-08</w:t>
       <w:br/>
       <w:br/>
     </w:r>
